--- a/Curriculum Vitae (Jing Wei).docx
+++ b/Curriculum Vitae (Jing Wei).docx
@@ -1,6 +1,6 @@
 
 <file path=word/document.xml><?xml version="1.0" encoding="utf-8"?>
-<w:document xmlns:wpc="http://schemas.microsoft.com/office/word/2010/wordprocessingCanvas" xmlns:cx="http://schemas.microsoft.com/office/drawing/2014/chartex" xmlns:cx1="http://schemas.microsoft.com/office/drawing/2015/9/8/chartex" xmlns:cx2="http://schemas.microsoft.com/office/drawing/2015/10/21/chartex" xmlns:cx3="http://schemas.microsoft.com/office/drawing/2016/5/9/chartex" xmlns:cx4="http://schemas.microsoft.com/office/drawing/2016/5/10/chartex" xmlns:cx5="http://schemas.microsoft.com/office/drawing/2016/5/11/chartex" xmlns:cx6="http://schemas.microsoft.com/office/drawing/2016/5/12/chartex" xmlns:cx7="http://schemas.microsoft.com/office/drawing/2016/5/13/chartex" xmlns:cx8="http://schemas.microsoft.com/office/drawing/2016/5/14/chartex" xmlns:mc="http://schemas.openxmlformats.org/markup-compatibility/2006" xmlns:aink="http://schemas.microsoft.com/office/drawing/2016/ink" xmlns:am3d="http://schemas.microsoft.com/office/drawing/2017/model3d" xmlns:o="urn:schemas-microsoft-com:office:office" xmlns:oel="http://schemas.microsoft.com/office/2019/extlst" xmlns:r="http://schemas.openxmlformats.org/officeDocument/2006/relationships" xmlns:m="http://schemas.openxmlformats.org/officeDocument/2006/math" xmlns:v="urn:schemas-microsoft-com:vml" xmlns:wp14="http://schemas.microsoft.com/office/word/2010/wordprocessingDrawing" xmlns:wp="http://schemas.openxmlformats.org/drawingml/2006/wordprocessingDrawing" xmlns:w10="urn:schemas-microsoft-com:office:word" xmlns:w="http://schemas.openxmlformats.org/wordprocessingml/2006/main" xmlns:w14="http://schemas.microsoft.com/office/word/2010/wordml" xmlns:w15="http://schemas.microsoft.com/office/word/2012/wordml" xmlns:w16cex="http://schemas.microsoft.com/office/word/2018/wordml/cex" xmlns:w16cid="http://schemas.microsoft.com/office/word/2016/wordml/cid" xmlns:w16="http://schemas.microsoft.com/office/word/2018/wordml" xmlns:w16du="http://schemas.microsoft.com/office/word/2023/wordml/word16du" xmlns:w16sdtdh="http://schemas.microsoft.com/office/word/2020/wordml/sdtdatahash" xmlns:w16sdtfl="http://schemas.microsoft.com/office/word/2024/wordml/sdtformatlock" xmlns:w16se="http://schemas.microsoft.com/office/word/2015/wordml/symex" xmlns:wpg="http://schemas.microsoft.com/office/word/2010/wordprocessingGroup" xmlns:wpi="http://schemas.microsoft.com/office/word/2010/wordprocessingInk" xmlns:wne="http://schemas.microsoft.com/office/word/2006/wordml" xmlns:wps="http://schemas.microsoft.com/office/word/2010/wordprocessingShape" mc:Ignorable="w14 w15 w16se w16cid w16 w16cex w16sdtdh w16sdtfl w16du wp14">
+<w:document xmlns:wpc="http://schemas.microsoft.com/office/word/2010/wordprocessingCanvas" xmlns:cx="http://schemas.microsoft.com/office/drawing/2014/chartex" xmlns:cx1="http://schemas.microsoft.com/office/drawing/2015/9/8/chartex" xmlns:cx2="http://schemas.microsoft.com/office/drawing/2015/10/21/chartex" xmlns:cx3="http://schemas.microsoft.com/office/drawing/2016/5/9/chartex" xmlns:cx4="http://schemas.microsoft.com/office/drawing/2016/5/10/chartex" xmlns:cx5="http://schemas.microsoft.com/office/drawing/2016/5/11/chartex" xmlns:cx6="http://schemas.microsoft.com/office/drawing/2016/5/12/chartex" xmlns:cx7="http://schemas.microsoft.com/office/drawing/2016/5/13/chartex" xmlns:cx8="http://schemas.microsoft.com/office/drawing/2016/5/14/chartex" xmlns:mc="http://schemas.openxmlformats.org/markup-compatibility/2006" xmlns:aink="http://schemas.microsoft.com/office/drawing/2016/ink" xmlns:am3d="http://schemas.microsoft.com/office/drawing/2017/model3d" xmlns:o="urn:schemas-microsoft-com:office:office" xmlns:oel="http://schemas.microsoft.com/office/2019/extlst" xmlns:r="http://schemas.openxmlformats.org/officeDocument/2006/relationships" xmlns:m="http://schemas.openxmlformats.org/officeDocument/2006/math" xmlns:v="urn:schemas-microsoft-com:vml" xmlns:wp14="http://schemas.microsoft.com/office/word/2010/wordprocessingDrawing" xmlns:wp="http://schemas.openxmlformats.org/drawingml/2006/wordprocessingDrawing" xmlns:w10="urn:schemas-microsoft-com:office:word" xmlns:w="http://schemas.openxmlformats.org/wordprocessingml/2006/main" xmlns:w14="http://schemas.microsoft.com/office/word/2010/wordml" xmlns:w15="http://schemas.microsoft.com/office/word/2012/wordml" xmlns:w16cex="http://schemas.microsoft.com/office/word/2018/wordml/cex" xmlns:w16cid="http://schemas.microsoft.com/office/word/2016/wordml/cid" xmlns:w16="http://schemas.microsoft.com/office/word/2018/wordml" xmlns:w16sdtdh="http://schemas.microsoft.com/office/word/2020/wordml/sdtdatahash" xmlns:w16se="http://schemas.microsoft.com/office/word/2015/wordml/symex" xmlns:wpg="http://schemas.microsoft.com/office/word/2010/wordprocessingGroup" xmlns:wpi="http://schemas.microsoft.com/office/word/2010/wordprocessingInk" xmlns:wne="http://schemas.microsoft.com/office/word/2006/wordml" xmlns:wps="http://schemas.microsoft.com/office/word/2010/wordprocessingShape" mc:Ignorable="w14 w15 w16se w16cid w16 w16cex w16sdtdh wp14">
   <w:body>
     <w:p>
       <w:pPr>
@@ -210,7 +210,7 @@
               </wp:anchor>
             </w:drawing>
           </mc:Choice>
-          <mc:Fallback>
+          <mc:Fallback xmlns:w16sdtfl="http://schemas.microsoft.com/office/word/2024/wordml/sdtformatlock" xmlns:w16du="http://schemas.microsoft.com/office/word/2023/wordml/word16du">
             <w:pict>
               <v:line w14:anchorId="38A9CF86" id="直接连接符 4" o:spid="_x0000_s1026" style="position:absolute;z-index:251664384;visibility:visible;mso-wrap-style:square;mso-wrap-distance-left:9pt;mso-wrap-distance-top:0;mso-wrap-distance-right:9pt;mso-wrap-distance-bottom:0;mso-position-horizontal:absolute;mso-position-horizontal-relative:margin;mso-position-vertical:absolute;mso-position-vertical-relative:text" from="0,9.1pt" to="498pt,9.1pt" o:gfxdata="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" strokecolor="#4579b8 [3044]">
                 <w10:wrap anchorx="margin"/>
@@ -10812,7 +10812,7 @@
         <w:ind w:left="1440"/>
         <w:rPr>
           <w:rStyle w:val="af4"/>
-          <w:rFonts w:ascii="Times New Roman" w:hAnsi="Times New Roman" w:hint="eastAsia"/>
+          <w:rFonts w:ascii="Times New Roman" w:hAnsi="Times New Roman"/>
           <w:b w:val="0"/>
           <w:bCs w:val="0"/>
           <w:i/>
@@ -13122,7 +13122,7 @@
               </wp:anchor>
             </w:drawing>
           </mc:Choice>
-          <mc:Fallback>
+          <mc:Fallback xmlns:w16sdtfl="http://schemas.microsoft.com/office/word/2024/wordml/sdtformatlock" xmlns:w16du="http://schemas.microsoft.com/office/word/2023/wordml/word16du">
             <w:pict>
               <v:shapetype w14:anchorId="6EC2400B" id="_x0000_t87" coordsize="21600,21600" o:spt="87" adj="1800,10800" path="m21600,qx10800@0l10800@2qy0@11,10800@3l10800@1qy21600,21600e" filled="f">
                 <v:formulas>
@@ -16347,60 +16347,6 @@
       </w:pPr>
       <w:r>
         <w:rPr>
-          <w:sz w:val="21"/>
-          <w:szCs w:val="21"/>
-        </w:rPr>
-        <w:t xml:space="preserve">Fan, Y., Sun, L., Wang, Z., Pang, S., and </w:t>
-      </w:r>
-      <w:r>
-        <w:rPr>
-          <w:b/>
-          <w:bCs/>
-          <w:sz w:val="21"/>
-          <w:szCs w:val="21"/>
-        </w:rPr>
-        <w:t>Wei, J.*</w:t>
-      </w:r>
-      <w:r>
-        <w:rPr>
-          <w:sz w:val="21"/>
-          <w:szCs w:val="21"/>
-        </w:rPr>
-        <w:t xml:space="preserve"> Unveiling diurnal aerosol layer height variability from space using deep learning. </w:t>
-      </w:r>
-      <w:r>
-        <w:rPr>
-          <w:i/>
-          <w:iCs/>
-          <w:sz w:val="21"/>
-          <w:szCs w:val="21"/>
-        </w:rPr>
-        <w:t>ISPRS Journal of Photogrammetry and Remote Sensing</w:t>
-      </w:r>
-      <w:r>
-        <w:rPr>
-          <w:sz w:val="21"/>
-          <w:szCs w:val="21"/>
-        </w:rPr>
-        <w:t>, 2025, 229, 211-222.</w:t>
-      </w:r>
-    </w:p>
-    <w:p>
-      <w:pPr>
-        <w:pStyle w:val="a8"/>
-        <w:numPr>
-          <w:ilvl w:val="0"/>
-          <w:numId w:val="2"/>
-        </w:numPr>
-        <w:shd w:val="clear" w:color="auto" w:fill="FFFFFF"/>
-        <w:spacing w:before="0" w:beforeAutospacing="0"/>
-        <w:rPr>
-          <w:sz w:val="21"/>
-          <w:szCs w:val="21"/>
-        </w:rPr>
-      </w:pPr>
-      <w:r>
-        <w:rPr>
           <w:b/>
           <w:bCs/>
           <w:sz w:val="21"/>
@@ -16644,6 +16590,60 @@
           <w:szCs w:val="21"/>
         </w:rPr>
         <w:t xml:space="preserve">, 2019, 57(12), 9534–9543. </w:t>
+      </w:r>
+    </w:p>
+    <w:p>
+      <w:pPr>
+        <w:pStyle w:val="a8"/>
+        <w:numPr>
+          <w:ilvl w:val="0"/>
+          <w:numId w:val="2"/>
+        </w:numPr>
+        <w:shd w:val="clear" w:color="auto" w:fill="FFFFFF"/>
+        <w:spacing w:before="0" w:beforeAutospacing="0"/>
+        <w:rPr>
+          <w:sz w:val="21"/>
+          <w:szCs w:val="21"/>
+        </w:rPr>
+      </w:pPr>
+      <w:r>
+        <w:rPr>
+          <w:sz w:val="21"/>
+          <w:szCs w:val="21"/>
+        </w:rPr>
+        <w:t xml:space="preserve">Fan, Y., Sun, L., Wang, Z., Pang, S., and </w:t>
+      </w:r>
+      <w:r>
+        <w:rPr>
+          <w:b/>
+          <w:bCs/>
+          <w:sz w:val="21"/>
+          <w:szCs w:val="21"/>
+        </w:rPr>
+        <w:t>Wei, J.*</w:t>
+      </w:r>
+      <w:r>
+        <w:rPr>
+          <w:sz w:val="21"/>
+          <w:szCs w:val="21"/>
+        </w:rPr>
+        <w:t xml:space="preserve"> Unveiling diurnal aerosol layer height variability from space using deep learning. </w:t>
+      </w:r>
+      <w:r>
+        <w:rPr>
+          <w:i/>
+          <w:iCs/>
+          <w:sz w:val="21"/>
+          <w:szCs w:val="21"/>
+        </w:rPr>
+        <w:t>ISPRS Journal of Photogrammetry and Remote Sensing</w:t>
+      </w:r>
+      <w:r>
+        <w:rPr>
+          <w:sz w:val="21"/>
+          <w:szCs w:val="21"/>
+        </w:rPr>
+        <w:t>, 2025, 229, 211-222.</w:t>
       </w:r>
     </w:p>
     <w:p>
@@ -23536,7 +23536,7 @@
 </file>
 
 <file path=word/endnotes.xml><?xml version="1.0" encoding="utf-8"?>
-<w:endnotes xmlns:wpc="http://schemas.microsoft.com/office/word/2010/wordprocessingCanvas" xmlns:cx="http://schemas.microsoft.com/office/drawing/2014/chartex" xmlns:cx1="http://schemas.microsoft.com/office/drawing/2015/9/8/chartex" xmlns:cx2="http://schemas.microsoft.com/office/drawing/2015/10/21/chartex" xmlns:cx3="http://schemas.microsoft.com/office/drawing/2016/5/9/chartex" xmlns:cx4="http://schemas.microsoft.com/office/drawing/2016/5/10/chartex" xmlns:cx5="http://schemas.microsoft.com/office/drawing/2016/5/11/chartex" xmlns:cx6="http://schemas.microsoft.com/office/drawing/2016/5/12/chartex" xmlns:cx7="http://schemas.microsoft.com/office/drawing/2016/5/13/chartex" xmlns:cx8="http://schemas.microsoft.com/office/drawing/2016/5/14/chartex" xmlns:mc="http://schemas.openxmlformats.org/markup-compatibility/2006" xmlns:aink="http://schemas.microsoft.com/office/drawing/2016/ink" xmlns:am3d="http://schemas.microsoft.com/office/drawing/2017/model3d" xmlns:o="urn:schemas-microsoft-com:office:office" xmlns:oel="http://schemas.microsoft.com/office/2019/extlst" xmlns:r="http://schemas.openxmlformats.org/officeDocument/2006/relationships" xmlns:m="http://schemas.openxmlformats.org/officeDocument/2006/math" xmlns:v="urn:schemas-microsoft-com:vml" xmlns:wp14="http://schemas.microsoft.com/office/word/2010/wordprocessingDrawing" xmlns:wp="http://schemas.openxmlformats.org/drawingml/2006/wordprocessingDrawing" xmlns:w10="urn:schemas-microsoft-com:office:word" xmlns:w="http://schemas.openxmlformats.org/wordprocessingml/2006/main" xmlns:w14="http://schemas.microsoft.com/office/word/2010/wordml" xmlns:w15="http://schemas.microsoft.com/office/word/2012/wordml" xmlns:w16cex="http://schemas.microsoft.com/office/word/2018/wordml/cex" xmlns:w16cid="http://schemas.microsoft.com/office/word/2016/wordml/cid" xmlns:w16="http://schemas.microsoft.com/office/word/2018/wordml" xmlns:w16du="http://schemas.microsoft.com/office/word/2023/wordml/word16du" xmlns:w16sdtdh="http://schemas.microsoft.com/office/word/2020/wordml/sdtdatahash" xmlns:w16sdtfl="http://schemas.microsoft.com/office/word/2024/wordml/sdtformatlock" xmlns:w16se="http://schemas.microsoft.com/office/word/2015/wordml/symex" xmlns:wpg="http://schemas.microsoft.com/office/word/2010/wordprocessingGroup" xmlns:wpi="http://schemas.microsoft.com/office/word/2010/wordprocessingInk" xmlns:wne="http://schemas.microsoft.com/office/word/2006/wordml" xmlns:wps="http://schemas.microsoft.com/office/word/2010/wordprocessingShape" mc:Ignorable="w14 w15 w16se w16cid w16 w16cex w16sdtdh w16sdtfl w16du wp14">
+<w:endnotes xmlns:wpc="http://schemas.microsoft.com/office/word/2010/wordprocessingCanvas" xmlns:cx="http://schemas.microsoft.com/office/drawing/2014/chartex" xmlns:cx1="http://schemas.microsoft.com/office/drawing/2015/9/8/chartex" xmlns:cx2="http://schemas.microsoft.com/office/drawing/2015/10/21/chartex" xmlns:cx3="http://schemas.microsoft.com/office/drawing/2016/5/9/chartex" xmlns:cx4="http://schemas.microsoft.com/office/drawing/2016/5/10/chartex" xmlns:cx5="http://schemas.microsoft.com/office/drawing/2016/5/11/chartex" xmlns:cx6="http://schemas.microsoft.com/office/drawing/2016/5/12/chartex" xmlns:cx7="http://schemas.microsoft.com/office/drawing/2016/5/13/chartex" xmlns:cx8="http://schemas.microsoft.com/office/drawing/2016/5/14/chartex" xmlns:mc="http://schemas.openxmlformats.org/markup-compatibility/2006" xmlns:aink="http://schemas.microsoft.com/office/drawing/2016/ink" xmlns:am3d="http://schemas.microsoft.com/office/drawing/2017/model3d" xmlns:o="urn:schemas-microsoft-com:office:office" xmlns:oel="http://schemas.microsoft.com/office/2019/extlst" xmlns:r="http://schemas.openxmlformats.org/officeDocument/2006/relationships" xmlns:m="http://schemas.openxmlformats.org/officeDocument/2006/math" xmlns:v="urn:schemas-microsoft-com:vml" xmlns:wp14="http://schemas.microsoft.com/office/word/2010/wordprocessingDrawing" xmlns:wp="http://schemas.openxmlformats.org/drawingml/2006/wordprocessingDrawing" xmlns:w10="urn:schemas-microsoft-com:office:word" xmlns:w="http://schemas.openxmlformats.org/wordprocessingml/2006/main" xmlns:w14="http://schemas.microsoft.com/office/word/2010/wordml" xmlns:w15="http://schemas.microsoft.com/office/word/2012/wordml" xmlns:w16cex="http://schemas.microsoft.com/office/word/2018/wordml/cex" xmlns:w16cid="http://schemas.microsoft.com/office/word/2016/wordml/cid" xmlns:w16="http://schemas.microsoft.com/office/word/2018/wordml" xmlns:w16sdtdh="http://schemas.microsoft.com/office/word/2020/wordml/sdtdatahash" xmlns:w16se="http://schemas.microsoft.com/office/word/2015/wordml/symex" xmlns:wpg="http://schemas.microsoft.com/office/word/2010/wordprocessingGroup" xmlns:wpi="http://schemas.microsoft.com/office/word/2010/wordprocessingInk" xmlns:wne="http://schemas.microsoft.com/office/word/2006/wordml" xmlns:wps="http://schemas.microsoft.com/office/word/2010/wordprocessingShape" mc:Ignorable="w14 w15 w16se w16cid w16 w16cex w16sdtdh wp14">
   <w:endnote w:type="separator" w:id="-1">
     <w:p>
       <w:r>
@@ -23555,7 +23555,7 @@
 </file>
 
 <file path=word/footer1.xml><?xml version="1.0" encoding="utf-8"?>
-<w:ftr xmlns:wpc="http://schemas.microsoft.com/office/word/2010/wordprocessingCanvas" xmlns:cx="http://schemas.microsoft.com/office/drawing/2014/chartex" xmlns:cx1="http://schemas.microsoft.com/office/drawing/2015/9/8/chartex" xmlns:cx2="http://schemas.microsoft.com/office/drawing/2015/10/21/chartex" xmlns:cx3="http://schemas.microsoft.com/office/drawing/2016/5/9/chartex" xmlns:cx4="http://schemas.microsoft.com/office/drawing/2016/5/10/chartex" xmlns:cx5="http://schemas.microsoft.com/office/drawing/2016/5/11/chartex" xmlns:cx6="http://schemas.microsoft.com/office/drawing/2016/5/12/chartex" xmlns:cx7="http://schemas.microsoft.com/office/drawing/2016/5/13/chartex" xmlns:cx8="http://schemas.microsoft.com/office/drawing/2016/5/14/chartex" xmlns:mc="http://schemas.openxmlformats.org/markup-compatibility/2006" xmlns:aink="http://schemas.microsoft.com/office/drawing/2016/ink" xmlns:am3d="http://schemas.microsoft.com/office/drawing/2017/model3d" xmlns:o="urn:schemas-microsoft-com:office:office" xmlns:oel="http://schemas.microsoft.com/office/2019/extlst" xmlns:r="http://schemas.openxmlformats.org/officeDocument/2006/relationships" xmlns:m="http://schemas.openxmlformats.org/officeDocument/2006/math" xmlns:v="urn:schemas-microsoft-com:vml" xmlns:wp14="http://schemas.microsoft.com/office/word/2010/wordprocessingDrawing" xmlns:wp="http://schemas.openxmlformats.org/drawingml/2006/wordprocessingDrawing" xmlns:w10="urn:schemas-microsoft-com:office:word" xmlns:w="http://schemas.openxmlformats.org/wordprocessingml/2006/main" xmlns:w14="http://schemas.microsoft.com/office/word/2010/wordml" xmlns:w15="http://schemas.microsoft.com/office/word/2012/wordml" xmlns:w16cex="http://schemas.microsoft.com/office/word/2018/wordml/cex" xmlns:w16cid="http://schemas.microsoft.com/office/word/2016/wordml/cid" xmlns:w16="http://schemas.microsoft.com/office/word/2018/wordml" xmlns:w16du="http://schemas.microsoft.com/office/word/2023/wordml/word16du" xmlns:w16sdtdh="http://schemas.microsoft.com/office/word/2020/wordml/sdtdatahash" xmlns:w16sdtfl="http://schemas.microsoft.com/office/word/2024/wordml/sdtformatlock" xmlns:w16se="http://schemas.microsoft.com/office/word/2015/wordml/symex" xmlns:wpg="http://schemas.microsoft.com/office/word/2010/wordprocessingGroup" xmlns:wpi="http://schemas.microsoft.com/office/word/2010/wordprocessingInk" xmlns:wne="http://schemas.microsoft.com/office/word/2006/wordml" xmlns:wps="http://schemas.microsoft.com/office/word/2010/wordprocessingShape" mc:Ignorable="w14 w15 w16se w16cid w16 w16cex w16sdtdh w16sdtfl w16du wp14">
+<w:ftr xmlns:wpc="http://schemas.microsoft.com/office/word/2010/wordprocessingCanvas" xmlns:cx="http://schemas.microsoft.com/office/drawing/2014/chartex" xmlns:cx1="http://schemas.microsoft.com/office/drawing/2015/9/8/chartex" xmlns:cx2="http://schemas.microsoft.com/office/drawing/2015/10/21/chartex" xmlns:cx3="http://schemas.microsoft.com/office/drawing/2016/5/9/chartex" xmlns:cx4="http://schemas.microsoft.com/office/drawing/2016/5/10/chartex" xmlns:cx5="http://schemas.microsoft.com/office/drawing/2016/5/11/chartex" xmlns:cx6="http://schemas.microsoft.com/office/drawing/2016/5/12/chartex" xmlns:cx7="http://schemas.microsoft.com/office/drawing/2016/5/13/chartex" xmlns:cx8="http://schemas.microsoft.com/office/drawing/2016/5/14/chartex" xmlns:mc="http://schemas.openxmlformats.org/markup-compatibility/2006" xmlns:aink="http://schemas.microsoft.com/office/drawing/2016/ink" xmlns:am3d="http://schemas.microsoft.com/office/drawing/2017/model3d" xmlns:o="urn:schemas-microsoft-com:office:office" xmlns:oel="http://schemas.microsoft.com/office/2019/extlst" xmlns:r="http://schemas.openxmlformats.org/officeDocument/2006/relationships" xmlns:m="http://schemas.openxmlformats.org/officeDocument/2006/math" xmlns:v="urn:schemas-microsoft-com:vml" xmlns:wp14="http://schemas.microsoft.com/office/word/2010/wordprocessingDrawing" xmlns:wp="http://schemas.openxmlformats.org/drawingml/2006/wordprocessingDrawing" xmlns:w10="urn:schemas-microsoft-com:office:word" xmlns:w="http://schemas.openxmlformats.org/wordprocessingml/2006/main" xmlns:w14="http://schemas.microsoft.com/office/word/2010/wordml" xmlns:w15="http://schemas.microsoft.com/office/word/2012/wordml" xmlns:w16cex="http://schemas.microsoft.com/office/word/2018/wordml/cex" xmlns:w16cid="http://schemas.microsoft.com/office/word/2016/wordml/cid" xmlns:w16="http://schemas.microsoft.com/office/word/2018/wordml" xmlns:w16sdtdh="http://schemas.microsoft.com/office/word/2020/wordml/sdtdatahash" xmlns:w16se="http://schemas.microsoft.com/office/word/2015/wordml/symex" xmlns:wpg="http://schemas.microsoft.com/office/word/2010/wordprocessingGroup" xmlns:wpi="http://schemas.microsoft.com/office/word/2010/wordprocessingInk" xmlns:wne="http://schemas.microsoft.com/office/word/2006/wordml" xmlns:wps="http://schemas.microsoft.com/office/word/2010/wordprocessingShape" mc:Ignorable="w14 w15 w16se w16cid w16 w16cex w16sdtdh wp14">
   <w:p>
     <w:pPr>
       <w:pStyle w:val="ac"/>
@@ -23607,7 +23607,7 @@
 </file>
 
 <file path=word/footnotes.xml><?xml version="1.0" encoding="utf-8"?>
-<w:footnotes xmlns:wpc="http://schemas.microsoft.com/office/word/2010/wordprocessingCanvas" xmlns:cx="http://schemas.microsoft.com/office/drawing/2014/chartex" xmlns:cx1="http://schemas.microsoft.com/office/drawing/2015/9/8/chartex" xmlns:cx2="http://schemas.microsoft.com/office/drawing/2015/10/21/chartex" xmlns:cx3="http://schemas.microsoft.com/office/drawing/2016/5/9/chartex" xmlns:cx4="http://schemas.microsoft.com/office/drawing/2016/5/10/chartex" xmlns:cx5="http://schemas.microsoft.com/office/drawing/2016/5/11/chartex" xmlns:cx6="http://schemas.microsoft.com/office/drawing/2016/5/12/chartex" xmlns:cx7="http://schemas.microsoft.com/office/drawing/2016/5/13/chartex" xmlns:cx8="http://schemas.microsoft.com/office/drawing/2016/5/14/chartex" xmlns:mc="http://schemas.openxmlformats.org/markup-compatibility/2006" xmlns:aink="http://schemas.microsoft.com/office/drawing/2016/ink" xmlns:am3d="http://schemas.microsoft.com/office/drawing/2017/model3d" xmlns:o="urn:schemas-microsoft-com:office:office" xmlns:oel="http://schemas.microsoft.com/office/2019/extlst" xmlns:r="http://schemas.openxmlformats.org/officeDocument/2006/relationships" xmlns:m="http://schemas.openxmlformats.org/officeDocument/2006/math" xmlns:v="urn:schemas-microsoft-com:vml" xmlns:wp14="http://schemas.microsoft.com/office/word/2010/wordprocessingDrawing" xmlns:wp="http://schemas.openxmlformats.org/drawingml/2006/wordprocessingDrawing" xmlns:w10="urn:schemas-microsoft-com:office:word" xmlns:w="http://schemas.openxmlformats.org/wordprocessingml/2006/main" xmlns:w14="http://schemas.microsoft.com/office/word/2010/wordml" xmlns:w15="http://schemas.microsoft.com/office/word/2012/wordml" xmlns:w16cex="http://schemas.microsoft.com/office/word/2018/wordml/cex" xmlns:w16cid="http://schemas.microsoft.com/office/word/2016/wordml/cid" xmlns:w16="http://schemas.microsoft.com/office/word/2018/wordml" xmlns:w16du="http://schemas.microsoft.com/office/word/2023/wordml/word16du" xmlns:w16sdtdh="http://schemas.microsoft.com/office/word/2020/wordml/sdtdatahash" xmlns:w16sdtfl="http://schemas.microsoft.com/office/word/2024/wordml/sdtformatlock" xmlns:w16se="http://schemas.microsoft.com/office/word/2015/wordml/symex" xmlns:wpg="http://schemas.microsoft.com/office/word/2010/wordprocessingGroup" xmlns:wpi="http://schemas.microsoft.com/office/word/2010/wordprocessingInk" xmlns:wne="http://schemas.microsoft.com/office/word/2006/wordml" xmlns:wps="http://schemas.microsoft.com/office/word/2010/wordprocessingShape" mc:Ignorable="w14 w15 w16se w16cid w16 w16cex w16sdtdh w16sdtfl w16du wp14">
+<w:footnotes xmlns:wpc="http://schemas.microsoft.com/office/word/2010/wordprocessingCanvas" xmlns:cx="http://schemas.microsoft.com/office/drawing/2014/chartex" xmlns:cx1="http://schemas.microsoft.com/office/drawing/2015/9/8/chartex" xmlns:cx2="http://schemas.microsoft.com/office/drawing/2015/10/21/chartex" xmlns:cx3="http://schemas.microsoft.com/office/drawing/2016/5/9/chartex" xmlns:cx4="http://schemas.microsoft.com/office/drawing/2016/5/10/chartex" xmlns:cx5="http://schemas.microsoft.com/office/drawing/2016/5/11/chartex" xmlns:cx6="http://schemas.microsoft.com/office/drawing/2016/5/12/chartex" xmlns:cx7="http://schemas.microsoft.com/office/drawing/2016/5/13/chartex" xmlns:cx8="http://schemas.microsoft.com/office/drawing/2016/5/14/chartex" xmlns:mc="http://schemas.openxmlformats.org/markup-compatibility/2006" xmlns:aink="http://schemas.microsoft.com/office/drawing/2016/ink" xmlns:am3d="http://schemas.microsoft.com/office/drawing/2017/model3d" xmlns:o="urn:schemas-microsoft-com:office:office" xmlns:oel="http://schemas.microsoft.com/office/2019/extlst" xmlns:r="http://schemas.openxmlformats.org/officeDocument/2006/relationships" xmlns:m="http://schemas.openxmlformats.org/officeDocument/2006/math" xmlns:v="urn:schemas-microsoft-com:vml" xmlns:wp14="http://schemas.microsoft.com/office/word/2010/wordprocessingDrawing" xmlns:wp="http://schemas.openxmlformats.org/drawingml/2006/wordprocessingDrawing" xmlns:w10="urn:schemas-microsoft-com:office:word" xmlns:w="http://schemas.openxmlformats.org/wordprocessingml/2006/main" xmlns:w14="http://schemas.microsoft.com/office/word/2010/wordml" xmlns:w15="http://schemas.microsoft.com/office/word/2012/wordml" xmlns:w16cex="http://schemas.microsoft.com/office/word/2018/wordml/cex" xmlns:w16cid="http://schemas.microsoft.com/office/word/2016/wordml/cid" xmlns:w16="http://schemas.microsoft.com/office/word/2018/wordml" xmlns:w16sdtdh="http://schemas.microsoft.com/office/word/2020/wordml/sdtdatahash" xmlns:w16se="http://schemas.microsoft.com/office/word/2015/wordml/symex" xmlns:wpg="http://schemas.microsoft.com/office/word/2010/wordprocessingGroup" xmlns:wpi="http://schemas.microsoft.com/office/word/2010/wordprocessingInk" xmlns:wne="http://schemas.microsoft.com/office/word/2006/wordml" xmlns:wps="http://schemas.microsoft.com/office/word/2010/wordprocessingShape" mc:Ignorable="w14 w15 w16se w16cid w16 w16cex w16sdtdh wp14">
   <w:footnote w:type="separator" w:id="-1">
     <w:p>
       <w:r>
@@ -23626,7 +23626,7 @@
 </file>
 
 <file path=word/header1.xml><?xml version="1.0" encoding="utf-8"?>
-<w:hdr xmlns:wpc="http://schemas.microsoft.com/office/word/2010/wordprocessingCanvas" xmlns:cx="http://schemas.microsoft.com/office/drawing/2014/chartex" xmlns:cx1="http://schemas.microsoft.com/office/drawing/2015/9/8/chartex" xmlns:cx2="http://schemas.microsoft.com/office/drawing/2015/10/21/chartex" xmlns:cx3="http://schemas.microsoft.com/office/drawing/2016/5/9/chartex" xmlns:cx4="http://schemas.microsoft.com/office/drawing/2016/5/10/chartex" xmlns:cx5="http://schemas.microsoft.com/office/drawing/2016/5/11/chartex" xmlns:cx6="http://schemas.microsoft.com/office/drawing/2016/5/12/chartex" xmlns:cx7="http://schemas.microsoft.com/office/drawing/2016/5/13/chartex" xmlns:cx8="http://schemas.microsoft.com/office/drawing/2016/5/14/chartex" xmlns:mc="http://schemas.openxmlformats.org/markup-compatibility/2006" xmlns:aink="http://schemas.microsoft.com/office/drawing/2016/ink" xmlns:am3d="http://schemas.microsoft.com/office/drawing/2017/model3d" xmlns:o="urn:schemas-microsoft-com:office:office" xmlns:oel="http://schemas.microsoft.com/office/2019/extlst" xmlns:r="http://schemas.openxmlformats.org/officeDocument/2006/relationships" xmlns:m="http://schemas.openxmlformats.org/officeDocument/2006/math" xmlns:v="urn:schemas-microsoft-com:vml" xmlns:wp14="http://schemas.microsoft.com/office/word/2010/wordprocessingDrawing" xmlns:wp="http://schemas.openxmlformats.org/drawingml/2006/wordprocessingDrawing" xmlns:w10="urn:schemas-microsoft-com:office:word" xmlns:w="http://schemas.openxmlformats.org/wordprocessingml/2006/main" xmlns:w14="http://schemas.microsoft.com/office/word/2010/wordml" xmlns:w15="http://schemas.microsoft.com/office/word/2012/wordml" xmlns:w16cex="http://schemas.microsoft.com/office/word/2018/wordml/cex" xmlns:w16cid="http://schemas.microsoft.com/office/word/2016/wordml/cid" xmlns:w16="http://schemas.microsoft.com/office/word/2018/wordml" xmlns:w16du="http://schemas.microsoft.com/office/word/2023/wordml/word16du" xmlns:w16sdtdh="http://schemas.microsoft.com/office/word/2020/wordml/sdtdatahash" xmlns:w16sdtfl="http://schemas.microsoft.com/office/word/2024/wordml/sdtformatlock" xmlns:w16se="http://schemas.microsoft.com/office/word/2015/wordml/symex" xmlns:wpg="http://schemas.microsoft.com/office/word/2010/wordprocessingGroup" xmlns:wpi="http://schemas.microsoft.com/office/word/2010/wordprocessingInk" xmlns:wne="http://schemas.microsoft.com/office/word/2006/wordml" xmlns:wps="http://schemas.microsoft.com/office/word/2010/wordprocessingShape" mc:Ignorable="w14 w15 w16se w16cid w16 w16cex w16sdtdh w16sdtfl w16du wp14">
+<w:hdr xmlns:wpc="http://schemas.microsoft.com/office/word/2010/wordprocessingCanvas" xmlns:cx="http://schemas.microsoft.com/office/drawing/2014/chartex" xmlns:cx1="http://schemas.microsoft.com/office/drawing/2015/9/8/chartex" xmlns:cx2="http://schemas.microsoft.com/office/drawing/2015/10/21/chartex" xmlns:cx3="http://schemas.microsoft.com/office/drawing/2016/5/9/chartex" xmlns:cx4="http://schemas.microsoft.com/office/drawing/2016/5/10/chartex" xmlns:cx5="http://schemas.microsoft.com/office/drawing/2016/5/11/chartex" xmlns:cx6="http://schemas.microsoft.com/office/drawing/2016/5/12/chartex" xmlns:cx7="http://schemas.microsoft.com/office/drawing/2016/5/13/chartex" xmlns:cx8="http://schemas.microsoft.com/office/drawing/2016/5/14/chartex" xmlns:mc="http://schemas.openxmlformats.org/markup-compatibility/2006" xmlns:aink="http://schemas.microsoft.com/office/drawing/2016/ink" xmlns:am3d="http://schemas.microsoft.com/office/drawing/2017/model3d" xmlns:o="urn:schemas-microsoft-com:office:office" xmlns:oel="http://schemas.microsoft.com/office/2019/extlst" xmlns:r="http://schemas.openxmlformats.org/officeDocument/2006/relationships" xmlns:m="http://schemas.openxmlformats.org/officeDocument/2006/math" xmlns:v="urn:schemas-microsoft-com:vml" xmlns:wp14="http://schemas.microsoft.com/office/word/2010/wordprocessingDrawing" xmlns:wp="http://schemas.openxmlformats.org/drawingml/2006/wordprocessingDrawing" xmlns:w10="urn:schemas-microsoft-com:office:word" xmlns:w="http://schemas.openxmlformats.org/wordprocessingml/2006/main" xmlns:w14="http://schemas.microsoft.com/office/word/2010/wordml" xmlns:w15="http://schemas.microsoft.com/office/word/2012/wordml" xmlns:w16cex="http://schemas.microsoft.com/office/word/2018/wordml/cex" xmlns:w16cid="http://schemas.microsoft.com/office/word/2016/wordml/cid" xmlns:w16="http://schemas.microsoft.com/office/word/2018/wordml" xmlns:w16sdtdh="http://schemas.microsoft.com/office/word/2020/wordml/sdtdatahash" xmlns:w16se="http://schemas.microsoft.com/office/word/2015/wordml/symex" xmlns:wpg="http://schemas.microsoft.com/office/word/2010/wordprocessingGroup" xmlns:wpi="http://schemas.microsoft.com/office/word/2010/wordprocessingInk" xmlns:wne="http://schemas.microsoft.com/office/word/2006/wordml" xmlns:wps="http://schemas.microsoft.com/office/word/2010/wordprocessingShape" mc:Ignorable="w14 w15 w16se w16cid w16 w16cex w16sdtdh wp14">
   <w:p>
     <w:pPr>
       <w:pStyle w:val="aa"/>
@@ -23693,7 +23693,7 @@
 </file>
 
 <file path=word/numbering.xml><?xml version="1.0" encoding="utf-8"?>
-<w:numbering xmlns:wpc="http://schemas.microsoft.com/office/word/2010/wordprocessingCanvas" xmlns:cx="http://schemas.microsoft.com/office/drawing/2014/chartex" xmlns:cx1="http://schemas.microsoft.com/office/drawing/2015/9/8/chartex" xmlns:cx2="http://schemas.microsoft.com/office/drawing/2015/10/21/chartex" xmlns:cx3="http://schemas.microsoft.com/office/drawing/2016/5/9/chartex" xmlns:cx4="http://schemas.microsoft.com/office/drawing/2016/5/10/chartex" xmlns:cx5="http://schemas.microsoft.com/office/drawing/2016/5/11/chartex" xmlns:cx6="http://schemas.microsoft.com/office/drawing/2016/5/12/chartex" xmlns:cx7="http://schemas.microsoft.com/office/drawing/2016/5/13/chartex" xmlns:cx8="http://schemas.microsoft.com/office/drawing/2016/5/14/chartex" xmlns:mc="http://schemas.openxmlformats.org/markup-compatibility/2006" xmlns:aink="http://schemas.microsoft.com/office/drawing/2016/ink" xmlns:am3d="http://schemas.microsoft.com/office/drawing/2017/model3d" xmlns:o="urn:schemas-microsoft-com:office:office" xmlns:oel="http://schemas.microsoft.com/office/2019/extlst" xmlns:r="http://schemas.openxmlformats.org/officeDocument/2006/relationships" xmlns:m="http://schemas.openxmlformats.org/officeDocument/2006/math" xmlns:v="urn:schemas-microsoft-com:vml" xmlns:wp14="http://schemas.microsoft.com/office/word/2010/wordprocessingDrawing" xmlns:wp="http://schemas.openxmlformats.org/drawingml/2006/wordprocessingDrawing" xmlns:w10="urn:schemas-microsoft-com:office:word" xmlns:w="http://schemas.openxmlformats.org/wordprocessingml/2006/main" xmlns:w14="http://schemas.microsoft.com/office/word/2010/wordml" xmlns:w15="http://schemas.microsoft.com/office/word/2012/wordml" xmlns:w16cex="http://schemas.microsoft.com/office/word/2018/wordml/cex" xmlns:w16cid="http://schemas.microsoft.com/office/word/2016/wordml/cid" xmlns:w16="http://schemas.microsoft.com/office/word/2018/wordml" xmlns:w16du="http://schemas.microsoft.com/office/word/2023/wordml/word16du" xmlns:w16sdtdh="http://schemas.microsoft.com/office/word/2020/wordml/sdtdatahash" xmlns:w16sdtfl="http://schemas.microsoft.com/office/word/2024/wordml/sdtformatlock" xmlns:w16se="http://schemas.microsoft.com/office/word/2015/wordml/symex" xmlns:wpg="http://schemas.microsoft.com/office/word/2010/wordprocessingGroup" xmlns:wpi="http://schemas.microsoft.com/office/word/2010/wordprocessingInk" xmlns:wne="http://schemas.microsoft.com/office/word/2006/wordml" xmlns:wps="http://schemas.microsoft.com/office/word/2010/wordprocessingShape" mc:Ignorable="w14 w15 w16se w16cid w16 w16cex w16sdtdh w16sdtfl w16du wp14">
+<w:numbering xmlns:wpc="http://schemas.microsoft.com/office/word/2010/wordprocessingCanvas" xmlns:cx="http://schemas.microsoft.com/office/drawing/2014/chartex" xmlns:cx1="http://schemas.microsoft.com/office/drawing/2015/9/8/chartex" xmlns:cx2="http://schemas.microsoft.com/office/drawing/2015/10/21/chartex" xmlns:cx3="http://schemas.microsoft.com/office/drawing/2016/5/9/chartex" xmlns:cx4="http://schemas.microsoft.com/office/drawing/2016/5/10/chartex" xmlns:cx5="http://schemas.microsoft.com/office/drawing/2016/5/11/chartex" xmlns:cx6="http://schemas.microsoft.com/office/drawing/2016/5/12/chartex" xmlns:cx7="http://schemas.microsoft.com/office/drawing/2016/5/13/chartex" xmlns:cx8="http://schemas.microsoft.com/office/drawing/2016/5/14/chartex" xmlns:mc="http://schemas.openxmlformats.org/markup-compatibility/2006" xmlns:aink="http://schemas.microsoft.com/office/drawing/2016/ink" xmlns:am3d="http://schemas.microsoft.com/office/drawing/2017/model3d" xmlns:o="urn:schemas-microsoft-com:office:office" xmlns:oel="http://schemas.microsoft.com/office/2019/extlst" xmlns:r="http://schemas.openxmlformats.org/officeDocument/2006/relationships" xmlns:m="http://schemas.openxmlformats.org/officeDocument/2006/math" xmlns:v="urn:schemas-microsoft-com:vml" xmlns:wp14="http://schemas.microsoft.com/office/word/2010/wordprocessingDrawing" xmlns:wp="http://schemas.openxmlformats.org/drawingml/2006/wordprocessingDrawing" xmlns:w10="urn:schemas-microsoft-com:office:word" xmlns:w="http://schemas.openxmlformats.org/wordprocessingml/2006/main" xmlns:w14="http://schemas.microsoft.com/office/word/2010/wordml" xmlns:w15="http://schemas.microsoft.com/office/word/2012/wordml" xmlns:w16cex="http://schemas.microsoft.com/office/word/2018/wordml/cex" xmlns:w16cid="http://schemas.microsoft.com/office/word/2016/wordml/cid" xmlns:w16="http://schemas.microsoft.com/office/word/2018/wordml" xmlns:w16sdtdh="http://schemas.microsoft.com/office/word/2020/wordml/sdtdatahash" xmlns:w16se="http://schemas.microsoft.com/office/word/2015/wordml/symex" xmlns:wpg="http://schemas.microsoft.com/office/word/2010/wordprocessingGroup" xmlns:wpi="http://schemas.microsoft.com/office/word/2010/wordprocessingInk" xmlns:wne="http://schemas.microsoft.com/office/word/2006/wordml" xmlns:wps="http://schemas.microsoft.com/office/word/2010/wordprocessingShape" mc:Ignorable="w14 w15 w16se w16cid w16 w16cex w16sdtdh wp14">
   <w:abstractNum w:abstractNumId="0" w15:restartNumberingAfterBreak="0">
     <w:nsid w:val="00D359F6"/>
     <w:multiLevelType w:val="multilevel"/>
@@ -29346,7 +29346,7 @@
 </file>
 
 <file path=word/styles.xml><?xml version="1.0" encoding="utf-8"?>
-<w:styles xmlns:mc="http://schemas.openxmlformats.org/markup-compatibility/2006" xmlns:r="http://schemas.openxmlformats.org/officeDocument/2006/relationships" xmlns:w="http://schemas.openxmlformats.org/wordprocessingml/2006/main" xmlns:w14="http://schemas.microsoft.com/office/word/2010/wordml" xmlns:w15="http://schemas.microsoft.com/office/word/2012/wordml" xmlns:w16cex="http://schemas.microsoft.com/office/word/2018/wordml/cex" xmlns:w16cid="http://schemas.microsoft.com/office/word/2016/wordml/cid" xmlns:w16="http://schemas.microsoft.com/office/word/2018/wordml" xmlns:w16du="http://schemas.microsoft.com/office/word/2023/wordml/word16du" xmlns:w16sdtdh="http://schemas.microsoft.com/office/word/2020/wordml/sdtdatahash" xmlns:w16sdtfl="http://schemas.microsoft.com/office/word/2024/wordml/sdtformatlock" xmlns:w16se="http://schemas.microsoft.com/office/word/2015/wordml/symex" mc:Ignorable="w14 w15 w16se w16cid w16 w16cex w16sdtdh w16sdtfl w16du">
+<w:styles xmlns:mc="http://schemas.openxmlformats.org/markup-compatibility/2006" xmlns:r="http://schemas.openxmlformats.org/officeDocument/2006/relationships" xmlns:w="http://schemas.openxmlformats.org/wordprocessingml/2006/main" xmlns:w14="http://schemas.microsoft.com/office/word/2010/wordml" xmlns:w15="http://schemas.microsoft.com/office/word/2012/wordml" xmlns:w16cex="http://schemas.microsoft.com/office/word/2018/wordml/cex" xmlns:w16cid="http://schemas.microsoft.com/office/word/2016/wordml/cid" xmlns:w16="http://schemas.microsoft.com/office/word/2018/wordml" xmlns:w16sdtdh="http://schemas.microsoft.com/office/word/2020/wordml/sdtdatahash" xmlns:w16se="http://schemas.microsoft.com/office/word/2015/wordml/symex" mc:Ignorable="w14 w15 w16se w16cid w16 w16cex w16sdtdh">
   <w:docDefaults>
     <w:rPrDefault>
       <w:rPr>
